--- a/fuentes/Actividad_didactica_CF05.docx
+++ b/fuentes/Actividad_didactica_CF05.docx
@@ -7180,6 +7180,7 @@
             <w:tcW w:w="10154" w:type="dxa"/>
             <w:gridSpan w:val="2"/>
             <w:shd w:val="clear" w:color="auto" w:fill="FFD966"/>
+            <w:tcMar/>
           </w:tcPr>
           <w:p>
             <w:pPr>
@@ -7209,6 +7210,7 @@
           <w:tcPr>
             <w:cnfStyle w:val="001000000000" w:firstRow="0" w:lastRow="0" w:firstColumn="1" w:lastColumn="0" w:oddVBand="0" w:evenVBand="0" w:oddHBand="0" w:evenHBand="0" w:firstRowFirstColumn="0" w:firstRowLastColumn="0" w:lastRowFirstColumn="0" w:lastRowLastColumn="0"/>
             <w:tcW w:w="2534" w:type="dxa"/>
+            <w:tcMar/>
           </w:tcPr>
           <w:p>
             <w:pPr>
@@ -7229,25 +7231,29 @@
         </w:tc>
         <w:tc>
           <w:tcPr>
+            <w:cnfStyle w:val="000000000000" w:firstRow="0" w:lastRow="0" w:firstColumn="0" w:lastColumn="0" w:oddVBand="0" w:evenVBand="0" w:oddHBand="0" w:evenHBand="0" w:firstRowFirstColumn="0" w:firstRowLastColumn="0" w:lastRowFirstColumn="0" w:lastRowLastColumn="0"/>
             <w:tcW w:w="7620" w:type="dxa"/>
             <w:shd w:val="clear" w:color="auto" w:fill="auto"/>
+            <w:tcMar/>
           </w:tcPr>
           <w:p>
             <w:pPr>
               <w:cnfStyle w:val="000000100000" w:firstRow="0" w:lastRow="0" w:firstColumn="0" w:lastColumn="0" w:oddVBand="0" w:evenVBand="0" w:oddHBand="1" w:evenHBand="0" w:firstRowFirstColumn="0" w:firstRowLastColumn="0" w:lastRowFirstColumn="0" w:lastRowLastColumn="0"/>
               <w:rPr>
                 <w:rFonts w:ascii="Calibri" w:hAnsi="Calibri" w:eastAsia="Calibri" w:cs="Calibri"/>
-                <w:i/>
-                <w:color w:val="auto"/>
-              </w:rPr>
-            </w:pPr>
-            <w:r>
-              <w:rPr>
-                <w:rFonts w:ascii="Calibri" w:hAnsi="Calibri" w:eastAsia="Calibri" w:cs="Calibri"/>
-                <w:i/>
-                <w:color w:val="auto"/>
-              </w:rPr>
-              <w:t>¡Excelente! Lo felicito, ha superado la actividad y demuestra sólidos conocimientos sobre el componente formativo.</w:t>
+                <w:i w:val="1"/>
+                <w:iCs w:val="1"/>
+                <w:color w:val="auto"/>
+              </w:rPr>
+            </w:pPr>
+            <w:r>
+              <w:rPr>
+                <w:rFonts w:ascii="Calibri" w:hAnsi="Calibri" w:eastAsia="Calibri" w:cs="Calibri"/>
+                <w:i w:val="1"/>
+                <w:iCs w:val="1"/>
+                <w:color w:val="auto"/>
+              </w:rPr>
+              <w:t>¡Excelente!, ha superado la actividad y demuestra sólidos conocimientos sobre el componente formativo.</w:t>
             </w:r>
           </w:p>
         </w:tc>
@@ -7260,6 +7266,7 @@
           <w:tcPr>
             <w:cnfStyle w:val="001000000000" w:firstRow="0" w:lastRow="0" w:firstColumn="1" w:lastColumn="0" w:oddVBand="0" w:evenVBand="0" w:oddHBand="0" w:evenHBand="0" w:firstRowFirstColumn="0" w:firstRowLastColumn="0" w:lastRowFirstColumn="0" w:lastRowLastColumn="0"/>
             <w:tcW w:w="2534" w:type="dxa"/>
+            <w:tcMar/>
           </w:tcPr>
           <w:p>
             <w:pPr>
@@ -7280,25 +7287,47 @@
         </w:tc>
         <w:tc>
           <w:tcPr>
+            <w:cnfStyle w:val="000000000000" w:firstRow="0" w:lastRow="0" w:firstColumn="0" w:lastColumn="0" w:oddVBand="0" w:evenVBand="0" w:oddHBand="0" w:evenHBand="0" w:firstRowFirstColumn="0" w:firstRowLastColumn="0" w:lastRowFirstColumn="0" w:lastRowLastColumn="0"/>
             <w:tcW w:w="7620" w:type="dxa"/>
             <w:shd w:val="clear" w:color="auto" w:fill="auto"/>
+            <w:tcMar/>
           </w:tcPr>
           <w:p>
             <w:pPr>
               <w:cnfStyle w:val="000000000000" w:firstRow="0" w:lastRow="0" w:firstColumn="0" w:lastColumn="0" w:oddVBand="0" w:evenVBand="0" w:oddHBand="0" w:evenHBand="0" w:firstRowFirstColumn="0" w:firstRowLastColumn="0" w:lastRowFirstColumn="0" w:lastRowLastColumn="0"/>
               <w:rPr>
                 <w:rFonts w:ascii="Calibri" w:hAnsi="Calibri" w:eastAsia="Calibri" w:cs="Calibri"/>
-                <w:i/>
-                <w:color w:val="auto"/>
-              </w:rPr>
-            </w:pPr>
-            <w:r>
-              <w:rPr>
-                <w:rFonts w:ascii="Calibri" w:hAnsi="Calibri" w:eastAsia="Calibri" w:cs="Calibri"/>
-                <w:i/>
-                <w:color w:val="auto"/>
-              </w:rPr>
-              <w:t>No ha superado la actividad. Le recomendamos volver a revisar el componente formativo e intentar nuevamente la actividad didáctica.</w:t>
+                <w:i w:val="1"/>
+                <w:iCs w:val="1"/>
+                <w:color w:val="auto"/>
+              </w:rPr>
+            </w:pPr>
+            <w:r>
+              <w:rPr>
+                <w:rFonts w:ascii="Calibri" w:hAnsi="Calibri" w:eastAsia="Calibri" w:cs="Calibri"/>
+                <w:i w:val="1"/>
+                <w:iCs w:val="1"/>
+                <w:color w:val="auto"/>
+              </w:rPr>
+              <w:t xml:space="preserve">No ha superado la actividad. </w:t>
+            </w:r>
+            <w:r>
+              <w:rPr>
+                <w:rFonts w:ascii="Calibri" w:hAnsi="Calibri" w:eastAsia="Calibri" w:cs="Calibri"/>
+                <w:i w:val="1"/>
+                <w:iCs w:val="1"/>
+                <w:color w:val="auto"/>
+              </w:rPr>
+              <w:t>R</w:t>
+            </w:r>
+            <w:r>
+              <w:rPr>
+                <w:rFonts w:ascii="Calibri" w:hAnsi="Calibri" w:eastAsia="Calibri" w:cs="Calibri"/>
+                <w:i w:val="1"/>
+                <w:iCs w:val="1"/>
+                <w:color w:val="auto"/>
+              </w:rPr>
+              <w:t>ecomendamos volver a revisar el componente formativo e intentar nuevamente la actividad didáctica.</w:t>
             </w:r>
           </w:p>
         </w:tc>
@@ -10816,8 +10845,8 @@
 </file>
 
 <file path=customXml/item1.xml><?xml version="1.0" encoding="utf-8"?>
-<ct:contentTypeSchema xmlns:ct="http://schemas.microsoft.com/office/2006/metadata/contentType" xmlns:ma="http://schemas.microsoft.com/office/2006/metadata/properties/metaAttributes" ct:_="" ma:_="" ma:contentTypeName="Documento" ma:contentTypeID="0x0101006A81D6BD42E8DF4C91013959704817E1" ma:contentTypeVersion="14" ma:contentTypeDescription="Crear nuevo documento." ma:contentTypeScope="" ma:versionID="cd14e03e9fc6eb087109c39a3de1a2a7">
-  <xsd:schema xmlns:xsd="http://www.w3.org/2001/XMLSchema" xmlns:xs="http://www.w3.org/2001/XMLSchema" xmlns:p="http://schemas.microsoft.com/office/2006/metadata/properties" xmlns:ns2="13c90a0b-73bc-4dc0-be5f-28d77b615beb" xmlns:ns3="13c93bba-48ce-428c-bfe5-88b42c19b028" targetNamespace="http://schemas.microsoft.com/office/2006/metadata/properties" ma:root="true" ma:fieldsID="247ff0312e87511bd2ce05ea47f33022" ns2:_="" ns3:_="">
+<ct:contentTypeSchema xmlns:ct="http://schemas.microsoft.com/office/2006/metadata/contentType" xmlns:ma="http://schemas.microsoft.com/office/2006/metadata/properties/metaAttributes" ct:_="" ma:_="" ma:contentTypeName="Documento" ma:contentTypeID="0x0101006A81D6BD42E8DF4C91013959704817E1" ma:contentTypeVersion="15" ma:contentTypeDescription="Crear nuevo documento." ma:contentTypeScope="" ma:versionID="bf4f72ffd194f0963ff564daca6869f7">
+  <xsd:schema xmlns:xsd="http://www.w3.org/2001/XMLSchema" xmlns:xs="http://www.w3.org/2001/XMLSchema" xmlns:p="http://schemas.microsoft.com/office/2006/metadata/properties" xmlns:ns2="13c90a0b-73bc-4dc0-be5f-28d77b615beb" xmlns:ns3="13c93bba-48ce-428c-bfe5-88b42c19b028" targetNamespace="http://schemas.microsoft.com/office/2006/metadata/properties" ma:root="true" ma:fieldsID="8718d6f4873a5b1392a45044efa78385" ns2:_="" ns3:_="">
     <xsd:import namespace="13c90a0b-73bc-4dc0-be5f-28d77b615beb"/>
     <xsd:import namespace="13c93bba-48ce-428c-bfe5-88b42c19b028"/>
     <xsd:element name="properties">
@@ -10839,6 +10868,7 @@
                 <xsd:element ref="ns3:lcf76f155ced4ddcb4097134ff3c332f" minOccurs="0"/>
                 <xsd:element ref="ns2:TaxCatchAll" minOccurs="0"/>
                 <xsd:element ref="ns3:MediaServiceOCR" minOccurs="0"/>
+                <xsd:element ref="ns3:MediaServiceLocation" minOccurs="0"/>
               </xsd:all>
             </xsd:complexType>
           </xsd:element>
@@ -10942,6 +10972,11 @@
         <xsd:restriction base="dms:Note">
           <xsd:maxLength value="255"/>
         </xsd:restriction>
+      </xsd:simpleType>
+    </xsd:element>
+    <xsd:element name="MediaServiceLocation" ma:index="22" nillable="true" ma:displayName="Location" ma:description="" ma:indexed="true" ma:internalName="MediaServiceLocation" ma:readOnly="true">
+      <xsd:simpleType>
+        <xsd:restriction base="dms:Text"/>
       </xsd:simpleType>
     </xsd:element>
   </xsd:schema>
@@ -11065,7 +11100,7 @@
 </file>
 
 <file path=customXml/itemProps1.xml><?xml version="1.0" encoding="utf-8"?>
-<ds:datastoreItem xmlns:ds="http://schemas.openxmlformats.org/officeDocument/2006/customXml" ds:itemID="{5B1EEB8A-E8C5-4FE8-B6C3-2C2A17DD418E}"/>
+<ds:datastoreItem xmlns:ds="http://schemas.openxmlformats.org/officeDocument/2006/customXml" ds:itemID="{FEC90A5D-48BB-441A-8754-E3CE82C93085}"/>
 </file>
 
 <file path=customXml/itemProps2.xml><?xml version="1.0" encoding="utf-8"?>
